--- a/backups/credenciales/Credenciales_MIGUEL.docx
+++ b/backups/credenciales/Credenciales_MIGUEL.docx
@@ -68,10 +68,44 @@
           <w:color w:val="0066CC"/>
           <w:sz w:val="28"/>
         </w:rPr>
-        <w:t>Miguel2025*</w:t>
+        <w:t>Miguel2026*</w:t>
       </w:r>
     </w:p>
     <w:p/>
+    <w:p/>
+    <w:p>
+      <w:pPr>
+        <w:pStyle w:val="Heading2"/>
+      </w:pPr>
+      <w:r>
+        <w:t>Permisos Asignados</w:t>
+      </w:r>
+    </w:p>
+    <w:p>
+      <w:r>
+        <w:t>• Rol: Comercial</w:t>
+      </w:r>
+    </w:p>
+    <w:p>
+      <w:r>
+        <w:t>• Acceso a CRM: Sí</w:t>
+      </w:r>
+    </w:p>
+    <w:p>
+      <w:r>
+        <w:t>• Acceso a Presupuestos: Sí</w:t>
+      </w:r>
+    </w:p>
+    <w:p>
+      <w:r>
+        <w:t>• Librerías: MV y ZC</w:t>
+      </w:r>
+    </w:p>
+    <w:p>
+      <w:r>
+        <w:t>• Módulo: Cocina Montada</w:t>
+      </w:r>
+    </w:p>
     <w:p/>
     <w:p>
       <w:pPr>
@@ -110,7 +144,7 @@
         <w:t xml:space="preserve">IMPORTANTE: </w:t>
       </w:r>
       <w:r>
-        <w:t>Mantenga sus credenciales en un lugar seguro y no las comparta con terceros. Se recomienda cambiar la contraseña después del primer acceso.</w:t>
+        <w:t>Mantenga sus credenciales en un lugar seguro y no las comparta con terceros.</w:t>
       </w:r>
     </w:p>
     <w:sectPr>
